--- a/docs/Lessons/Lesson 14 - Raising the Stakes/Lesson_14_Prep_Checklist.docx
+++ b/docs/Lessons/Lesson 14 - Raising the Stakes/Lesson_14_Prep_Checklist.docx
@@ -328,7 +328,7 @@
         <w:spacing w:after="60"/>
       </w:pPr>
       <w:r>
-        <w:t xml:space="preserve">The most likely mistake: forgetting to reset enemies_remaining using the SAME per-wave count formula used in spawn_wave() - if these two places disagree, the win-check can fire early or never.</w:t>
+        <w:t xml:space="preserve">The most likely mistake: forgetting to reset enemies_remaining using the SAME per-wave count formula used in the spawn routine - if these two places disagree, the win-check can fire early or never.</w:t>
       </w:r>
     </w:p>
     <w:p>
